--- a/downloads/intro-transcript-outro/12_T5.docx
+++ b/downloads/intro-transcript-outro/12_T5.docx
@@ -34,7 +34,23 @@
         <w:rPr>
           <w:color w:val="2EAF7D"/>
         </w:rPr>
-        <w:t xml:space="preserve">Protection et valorisation : les témoignages racontent le moment où il a fallu choisir quoi protéger, et pourquoi.</w:t>
+        <w:t xml:space="preserve">Au module 1, vous avez appris à reconnaître une innovation, à poser un problème, à dérisquer, à déclarer.</w:t>
+      </w:r>
+    </w:p>
+    <w:p>
+      <w:r>
+        <w:rPr>
+          <w:color w:val="2EAF7D"/>
+        </w:rPr>
+        <w:t xml:space="preserve">Ici, les témoignages racontent le moment où il a fallu choisir quoi protéger, et pourquoi.</w:t>
+      </w:r>
+    </w:p>
+    <w:p>
+      <w:r>
+        <w:rPr>
+          <w:color w:val="2EAF7D"/>
+        </w:rPr>
+        <w:t xml:space="preserve">Écoutez la PI telle qu’ils l’ont rencontrée — pas comme un trophée, comme une décision.</w:t>
       </w:r>
     </w:p>
     <w:p>
@@ -281,7 +297,23 @@
         <w:rPr>
           <w:color w:val="F48C2E"/>
         </w:rPr>
-        <w:t xml:space="preserve">La PI n’est pas qu’un brevet. L’expert va distinguer les modes de protection, puis la PI comme actif stratégique.</w:t>
+        <w:t xml:space="preserve">La propriété intellectuelle n’est pas qu’un brevet.</w:t>
+      </w:r>
+    </w:p>
+    <w:p>
+      <w:r>
+        <w:rPr>
+          <w:color w:val="F48C2E"/>
+        </w:rPr>
+        <w:t xml:space="preserve">L’expert va d’abord distinguer les modes de protection — brevet, secret, logiciel, enveloppe Soleau — selon ce que l’on veut faire de la techno.</w:t>
+      </w:r>
+    </w:p>
+    <w:p>
+      <w:r>
+        <w:rPr>
+          <w:color w:val="F48C2E"/>
+        </w:rPr>
+        <w:t xml:space="preserve">Puis la PI comme actif stratégique : ce qui se licencie, se partage, se défend.</w:t>
       </w:r>
     </w:p>
     <w:sectPr>

--- a/downloads/intro-transcript-outro/12_T5.docx
+++ b/downloads/intro-transcript-outro/12_T5.docx
@@ -24,7 +24,7 @@
       </w:pPr>
       <w:r>
         <w:rPr>
-          <w:color w:val="2EAF7D"/>
+          <w:color w:val="00AE69"/>
         </w:rPr>
         <w:t xml:space="preserve">Intro</w:t>
       </w:r>
@@ -32,7 +32,7 @@
     <w:p>
       <w:r>
         <w:rPr>
-          <w:color w:val="2EAF7D"/>
+          <w:color w:val="00AE69"/>
         </w:rPr>
         <w:t xml:space="preserve">Au module 1, vous avez appris à reconnaître une innovation, à poser un problème, à dérisquer, à déclarer.</w:t>
       </w:r>
@@ -40,7 +40,7 @@
     <w:p>
       <w:r>
         <w:rPr>
-          <w:color w:val="2EAF7D"/>
+          <w:color w:val="00AE69"/>
         </w:rPr>
         <w:t xml:space="preserve">Ici, les témoignages racontent le moment où il a fallu choisir quoi protéger, et pourquoi.</w:t>
       </w:r>
@@ -48,7 +48,7 @@
     <w:p>
       <w:r>
         <w:rPr>
-          <w:color w:val="2EAF7D"/>
+          <w:color w:val="00AE69"/>
         </w:rPr>
         <w:t xml:space="preserve">Écoutez la PI telle qu’ils l’ont rencontrée — pas comme un trophée, comme une décision.</w:t>
       </w:r>
@@ -287,7 +287,7 @@
       </w:pPr>
       <w:r>
         <w:rPr>
-          <w:color w:val="F48C2E"/>
+          <w:color w:val="F0821A"/>
         </w:rPr>
         <w:t xml:space="preserve">Outro</w:t>
       </w:r>
@@ -295,7 +295,7 @@
     <w:p>
       <w:r>
         <w:rPr>
-          <w:color w:val="F48C2E"/>
+          <w:color w:val="F0821A"/>
         </w:rPr>
         <w:t xml:space="preserve">La propriété intellectuelle n’est pas qu’un brevet.</w:t>
       </w:r>
@@ -303,7 +303,7 @@
     <w:p>
       <w:r>
         <w:rPr>
-          <w:color w:val="F48C2E"/>
+          <w:color w:val="F0821A"/>
         </w:rPr>
         <w:t xml:space="preserve">L’expert va d’abord distinguer les modes de protection — brevet, secret, logiciel, enveloppe Soleau — selon ce que l’on veut faire de la techno.</w:t>
       </w:r>
@@ -311,7 +311,7 @@
     <w:p>
       <w:r>
         <w:rPr>
-          <w:color w:val="F48C2E"/>
+          <w:color w:val="F0821A"/>
         </w:rPr>
         <w:t xml:space="preserve">Puis la PI comme actif stratégique : ce qui se licencie, se partage, se défend.</w:t>
       </w:r>
@@ -346,7 +346,7 @@
       <w:b/>
       <w:sz w:val="36"/>
       <w:szCs w:val="36"/>
-      <w:color w:val="580F45"/>
+      <w:color w:val="63003C"/>
     </w:rPr>
   </w:style>
   <w:style w:type="paragraph" w:styleId="Heading2">
@@ -362,7 +362,7 @@
       <w:b/>
       <w:sz w:val="26"/>
       <w:szCs w:val="26"/>
-      <w:color w:val="F48C2E"/>
+      <w:color w:val="F0821A"/>
     </w:rPr>
   </w:style>
 </w:styles>

--- a/downloads/intro-transcript-outro/12_T5.docx
+++ b/downloads/intro-transcript-outro/12_T5.docx
@@ -34,7 +34,7 @@
         <w:rPr>
           <w:color w:val="00AE69"/>
         </w:rPr>
-        <w:t xml:space="preserve">Au module 1, vous avez appris à reconnaître une innovation, à poser un problème, à dérisquer, à déclarer.</w:t>
+        <w:t xml:space="preserve">Vous venez de poser le réflexe déclaration.</w:t>
       </w:r>
     </w:p>
     <w:p>
